--- a/HELICOPTERO/Manual_Tecnico.docx
+++ b/HELICOPTERO/Manual_Tecnico.docx
@@ -24,16 +24,18 @@
       <w:pPr>
         <w:jc w:val="center"/>
         <w:rPr>
-          <w:rFonts w:ascii="Calibri" w:hAnsi="Calibri" w:cs="Calibri"/>
+          <w:rFonts w:ascii="Times New Roman" w:hAnsi="Times New Roman" w:cs="Times New Roman"/>
           <w:b/>
           <w:sz w:val="32"/>
-        </w:rPr>
-      </w:pPr>
-      <w:r>
-        <w:rPr>
-          <w:rFonts w:ascii="Calibri" w:hAnsi="Calibri" w:cs="Calibri"/>
+          <w:lang w:val="es-419"/>
+        </w:rPr>
+      </w:pPr>
+      <w:r>
+        <w:rPr>
+          <w:rFonts w:ascii="Times New Roman" w:hAnsi="Times New Roman" w:cs="Times New Roman"/>
           <w:b/>
           <w:sz w:val="32"/>
+          <w:lang w:val="es-419"/>
         </w:rPr>
         <w:t>UNITEC</w:t>
       </w:r>
@@ -42,8 +44,9 @@
       <w:pPr>
         <w:jc w:val="center"/>
         <w:rPr>
-          <w:rFonts w:ascii="Calibri" w:hAnsi="Calibri" w:cs="Calibri"/>
-          <w:sz w:val="22"/>
+          <w:rFonts w:ascii="Times New Roman" w:hAnsi="Times New Roman" w:cs="Times New Roman"/>
+          <w:sz w:val="22"/>
+          <w:lang w:val="es-419"/>
         </w:rPr>
       </w:pPr>
     </w:p>
@@ -51,16 +54,18 @@
       <w:pPr>
         <w:jc w:val="center"/>
         <w:rPr>
-          <w:rFonts w:ascii="Calibri" w:hAnsi="Calibri" w:cs="Calibri"/>
+          <w:rFonts w:ascii="Times New Roman" w:hAnsi="Times New Roman" w:cs="Times New Roman"/>
           <w:b/>
           <w:sz w:val="40"/>
-        </w:rPr>
-      </w:pPr>
-      <w:r>
-        <w:rPr>
-          <w:rFonts w:ascii="Calibri" w:hAnsi="Calibri" w:cs="Calibri"/>
+          <w:lang w:val="es-419"/>
+        </w:rPr>
+      </w:pPr>
+      <w:r>
+        <w:rPr>
+          <w:rFonts w:ascii="Times New Roman" w:hAnsi="Times New Roman" w:cs="Times New Roman"/>
           <w:b/>
           <w:sz w:val="40"/>
+          <w:lang w:val="es-419"/>
         </w:rPr>
         <w:t>PROYECTO FINAL</w:t>
       </w:r>
@@ -69,8 +74,9 @@
       <w:pPr>
         <w:jc w:val="center"/>
         <w:rPr>
-          <w:rFonts w:ascii="Calibri" w:hAnsi="Calibri" w:cs="Calibri"/>
-          <w:sz w:val="22"/>
+          <w:rFonts w:ascii="Times New Roman" w:hAnsi="Times New Roman" w:cs="Times New Roman"/>
+          <w:sz w:val="22"/>
+          <w:lang w:val="es-419"/>
         </w:rPr>
       </w:pPr>
     </w:p>
@@ -78,16 +84,20 @@
       <w:pPr>
         <w:jc w:val="center"/>
         <w:rPr>
-          <w:rFonts w:ascii="Calibri" w:hAnsi="Calibri" w:cs="Calibri"/>
+          <w:rFonts w:ascii="Times New Roman" w:hAnsi="Times New Roman" w:cs="Times New Roman"/>
           <w:b/>
-          <w:sz w:val="52"/>
-        </w:rPr>
-      </w:pPr>
-      <w:r>
-        <w:rPr>
-          <w:rFonts w:ascii="Calibri" w:hAnsi="Calibri" w:cs="Calibri"/>
+          <w:sz w:val="40"/>
+          <w:szCs w:val="40"/>
+          <w:lang w:val="es-419"/>
+        </w:rPr>
+      </w:pPr>
+      <w:r>
+        <w:rPr>
+          <w:rFonts w:ascii="Times New Roman" w:hAnsi="Times New Roman" w:cs="Times New Roman"/>
           <w:b/>
-          <w:sz w:val="52"/>
+          <w:sz w:val="40"/>
+          <w:szCs w:val="40"/>
+          <w:lang w:val="es-419"/>
         </w:rPr>
         <w:t>HELICÓPTERO DE RESCATE</w:t>
       </w:r>
@@ -96,16 +106,20 @@
       <w:pPr>
         <w:jc w:val="center"/>
         <w:rPr>
-          <w:rFonts w:ascii="Calibri" w:hAnsi="Calibri" w:cs="Calibri"/>
+          <w:rFonts w:ascii="Times New Roman" w:hAnsi="Times New Roman" w:cs="Times New Roman"/>
           <w:b/>
-          <w:sz w:val="36"/>
-        </w:rPr>
-      </w:pPr>
-      <w:r>
-        <w:rPr>
-          <w:rFonts w:ascii="Calibri" w:hAnsi="Calibri" w:cs="Calibri"/>
+          <w:sz w:val="40"/>
+          <w:szCs w:val="40"/>
+          <w:lang w:val="es-419"/>
+        </w:rPr>
+      </w:pPr>
+      <w:r>
+        <w:rPr>
+          <w:rFonts w:ascii="Times New Roman" w:hAnsi="Times New Roman" w:cs="Times New Roman"/>
           <w:b/>
-          <w:sz w:val="36"/>
+          <w:sz w:val="40"/>
+          <w:szCs w:val="40"/>
+          <w:lang w:val="es-419"/>
         </w:rPr>
         <w:t>Manual Técnico</w:t>
       </w:r>
@@ -114,8 +128,9 @@
       <w:pPr>
         <w:jc w:val="center"/>
         <w:rPr>
-          <w:rFonts w:ascii="Calibri" w:hAnsi="Calibri" w:cs="Calibri"/>
-          <w:sz w:val="22"/>
+          <w:rFonts w:ascii="Times New Roman" w:hAnsi="Times New Roman" w:cs="Times New Roman"/>
+          <w:sz w:val="22"/>
+          <w:lang w:val="es-419"/>
         </w:rPr>
       </w:pPr>
     </w:p>
@@ -123,12 +138,14 @@
       <w:pPr>
         <w:jc w:val="center"/>
         <w:rPr>
-          <w:rFonts w:ascii="Calibri" w:hAnsi="Calibri" w:cs="Calibri"/>
-        </w:rPr>
-      </w:pPr>
-      <w:r>
-        <w:rPr>
-          <w:rFonts w:ascii="Calibri" w:hAnsi="Calibri" w:cs="Calibri"/>
+          <w:rFonts w:ascii="Times New Roman" w:hAnsi="Times New Roman" w:cs="Times New Roman"/>
+          <w:lang w:val="es-419"/>
+        </w:rPr>
+      </w:pPr>
+      <w:r>
+        <w:rPr>
+          <w:rFonts w:ascii="Times New Roman" w:hAnsi="Times New Roman" w:cs="Times New Roman"/>
+          <w:lang w:val="es-419"/>
         </w:rPr>
         <w:t>Clase: Programación III (2026Q3)</w:t>
       </w:r>
@@ -137,12 +154,14 @@
       <w:pPr>
         <w:jc w:val="center"/>
         <w:rPr>
-          <w:rFonts w:ascii="Calibri" w:hAnsi="Calibri" w:cs="Calibri"/>
-        </w:rPr>
-      </w:pPr>
-      <w:r>
-        <w:rPr>
-          <w:rFonts w:ascii="Calibri" w:hAnsi="Calibri" w:cs="Calibri"/>
+          <w:rFonts w:ascii="Times New Roman" w:hAnsi="Times New Roman" w:cs="Times New Roman"/>
+          <w:lang w:val="es-419"/>
+        </w:rPr>
+      </w:pPr>
+      <w:r>
+        <w:rPr>
+          <w:rFonts w:ascii="Times New Roman" w:hAnsi="Times New Roman" w:cs="Times New Roman"/>
+          <w:lang w:val="es-419"/>
         </w:rPr>
         <w:t>Sección: 38</w:t>
       </w:r>
@@ -151,22 +170,48 @@
       <w:pPr>
         <w:jc w:val="center"/>
         <w:rPr>
-          <w:rFonts w:ascii="Calibri" w:hAnsi="Calibri" w:cs="Calibri"/>
-        </w:rPr>
-      </w:pPr>
-      <w:r>
-        <w:rPr>
-          <w:rFonts w:ascii="Calibri" w:hAnsi="Calibri" w:cs="Calibri"/>
-        </w:rPr>
-        <w:t>Catedrático: MSc. Paul Enrique Idiáquez Gonzalez</w:t>
+          <w:rFonts w:ascii="Times New Roman" w:hAnsi="Times New Roman" w:cs="Times New Roman"/>
+          <w:lang w:val="es-419"/>
+        </w:rPr>
+      </w:pPr>
+      <w:r>
+        <w:rPr>
+          <w:rFonts w:ascii="Times New Roman" w:hAnsi="Times New Roman" w:cs="Times New Roman"/>
+          <w:lang w:val="es-419"/>
+        </w:rPr>
+        <w:t xml:space="preserve">Catedrático: </w:t>
+      </w:r>
+      <w:proofErr w:type="spellStart"/>
+      <w:r>
+        <w:rPr>
+          <w:rFonts w:ascii="Times New Roman" w:hAnsi="Times New Roman" w:cs="Times New Roman"/>
+          <w:lang w:val="es-419"/>
+        </w:rPr>
+        <w:t>MSc</w:t>
+      </w:r>
+      <w:proofErr w:type="spellEnd"/>
+      <w:r>
+        <w:rPr>
+          <w:rFonts w:ascii="Times New Roman" w:hAnsi="Times New Roman" w:cs="Times New Roman"/>
+          <w:lang w:val="es-419"/>
+        </w:rPr>
+        <w:t xml:space="preserve">. Paul Enrique Idiáquez </w:t>
+      </w:r>
+      <w:r>
+        <w:rPr>
+          <w:rFonts w:ascii="Times New Roman" w:hAnsi="Times New Roman" w:cs="Times New Roman"/>
+          <w:lang w:val="es-419"/>
+        </w:rPr>
+        <w:t>González</w:t>
       </w:r>
     </w:p>
     <w:p>
       <w:pPr>
         <w:jc w:val="center"/>
         <w:rPr>
-          <w:rFonts w:ascii="Calibri" w:hAnsi="Calibri" w:cs="Calibri"/>
-          <w:sz w:val="22"/>
+          <w:rFonts w:ascii="Times New Roman" w:hAnsi="Times New Roman" w:cs="Times New Roman"/>
+          <w:sz w:val="22"/>
+          <w:lang w:val="es-419"/>
         </w:rPr>
       </w:pPr>
     </w:p>
@@ -174,12 +219,14 @@
       <w:pPr>
         <w:jc w:val="center"/>
         <w:rPr>
-          <w:rFonts w:ascii="Calibri" w:hAnsi="Calibri" w:cs="Calibri"/>
-        </w:rPr>
-      </w:pPr>
-      <w:r>
-        <w:rPr>
-          <w:rFonts w:ascii="Calibri" w:hAnsi="Calibri" w:cs="Calibri"/>
+          <w:rFonts w:ascii="Times New Roman" w:hAnsi="Times New Roman" w:cs="Times New Roman"/>
+          <w:lang w:val="es-419"/>
+        </w:rPr>
+      </w:pPr>
+      <w:r>
+        <w:rPr>
+          <w:rFonts w:ascii="Times New Roman" w:hAnsi="Times New Roman" w:cs="Times New Roman"/>
+          <w:lang w:val="es-419"/>
         </w:rPr>
         <w:t>Integrantes:</w:t>
       </w:r>
@@ -188,36 +235,41 @@
       <w:pPr>
         <w:jc w:val="center"/>
         <w:rPr>
-          <w:rFonts w:ascii="Calibri" w:hAnsi="Calibri" w:cs="Calibri"/>
-        </w:rPr>
-      </w:pPr>
-      <w:r>
-        <w:rPr>
-          <w:rFonts w:ascii="Calibri" w:hAnsi="Calibri" w:cs="Calibri"/>
-        </w:rPr>
-        <w:t>[Nombre del Estudiante 1]</w:t>
+          <w:rFonts w:ascii="Times New Roman" w:hAnsi="Times New Roman" w:cs="Times New Roman"/>
+          <w:lang w:val="es-419"/>
+        </w:rPr>
+      </w:pPr>
+      <w:r>
+        <w:rPr>
+          <w:rFonts w:ascii="Times New Roman" w:hAnsi="Times New Roman" w:cs="Times New Roman"/>
+          <w:lang w:val="es-419"/>
+        </w:rPr>
+        <w:t>Gabriel Popoff</w:t>
       </w:r>
     </w:p>
     <w:p>
       <w:pPr>
         <w:jc w:val="center"/>
         <w:rPr>
-          <w:rFonts w:ascii="Calibri" w:hAnsi="Calibri" w:cs="Calibri"/>
-        </w:rPr>
-      </w:pPr>
-      <w:r>
-        <w:rPr>
-          <w:rFonts w:ascii="Calibri" w:hAnsi="Calibri" w:cs="Calibri"/>
-        </w:rPr>
-        <w:t>[Nombre del Estudiante 2]</w:t>
+          <w:rFonts w:ascii="Times New Roman" w:hAnsi="Times New Roman" w:cs="Times New Roman"/>
+          <w:lang w:val="es-419"/>
+        </w:rPr>
+      </w:pPr>
+      <w:r>
+        <w:rPr>
+          <w:rFonts w:ascii="Times New Roman" w:hAnsi="Times New Roman" w:cs="Times New Roman"/>
+          <w:lang w:val="es-419"/>
+        </w:rPr>
+        <w:t>Jean Carlos Najar</w:t>
       </w:r>
     </w:p>
     <w:p>
       <w:pPr>
         <w:jc w:val="center"/>
         <w:rPr>
-          <w:rFonts w:ascii="Calibri" w:hAnsi="Calibri" w:cs="Calibri"/>
-          <w:sz w:val="22"/>
+          <w:rFonts w:ascii="Times New Roman" w:hAnsi="Times New Roman" w:cs="Times New Roman"/>
+          <w:sz w:val="22"/>
+          <w:lang w:val="es-419"/>
         </w:rPr>
       </w:pPr>
     </w:p>
@@ -225,12 +277,14 @@
       <w:pPr>
         <w:jc w:val="center"/>
         <w:rPr>
-          <w:rFonts w:ascii="Calibri" w:hAnsi="Calibri" w:cs="Calibri"/>
-        </w:rPr>
-      </w:pPr>
-      <w:r>
-        <w:rPr>
-          <w:rFonts w:ascii="Calibri" w:hAnsi="Calibri" w:cs="Calibri"/>
+          <w:rFonts w:ascii="Times New Roman" w:hAnsi="Times New Roman" w:cs="Times New Roman"/>
+          <w:lang w:val="es-419"/>
+        </w:rPr>
+      </w:pPr>
+      <w:r>
+        <w:rPr>
+          <w:rFonts w:ascii="Times New Roman" w:hAnsi="Times New Roman" w:cs="Times New Roman"/>
+          <w:lang w:val="es-419"/>
         </w:rPr>
         <w:t>Septiembre de 2026</w:t>
       </w:r>
@@ -238,12 +292,14 @@
     <w:p>
       <w:pPr>
         <w:rPr>
-          <w:rFonts w:ascii="Calibri" w:hAnsi="Calibri" w:cs="Calibri"/>
-        </w:rPr>
-      </w:pPr>
-      <w:r>
-        <w:rPr>
-          <w:rFonts w:ascii="Calibri" w:hAnsi="Calibri" w:cs="Calibri"/>
+          <w:rFonts w:ascii="Times New Roman" w:hAnsi="Times New Roman" w:cs="Times New Roman"/>
+          <w:lang w:val="es-419"/>
+        </w:rPr>
+      </w:pPr>
+      <w:r>
+        <w:rPr>
+          <w:rFonts w:ascii="Times New Roman" w:hAnsi="Times New Roman" w:cs="Times New Roman"/>
+          <w:lang w:val="es-419"/>
         </w:rPr>
         <w:br w:type="page"/>
       </w:r>
@@ -251,8 +307,16 @@
     <w:p>
       <w:pPr>
         <w:pStyle w:val="Heading1"/>
-      </w:pPr>
-      <w:r>
+        <w:rPr>
+          <w:rFonts w:ascii="Times New Roman" w:hAnsi="Times New Roman" w:cs="Times New Roman"/>
+          <w:lang w:val="es-419"/>
+        </w:rPr>
+      </w:pPr>
+      <w:r>
+        <w:rPr>
+          <w:rFonts w:ascii="Times New Roman" w:hAnsi="Times New Roman" w:cs="Times New Roman"/>
+          <w:lang w:val="es-419"/>
+        </w:rPr>
         <w:lastRenderedPageBreak/>
         <w:t>1. ¿Qué es este manual?</w:t>
       </w:r>
@@ -260,52 +324,114 @@
     <w:p>
       <w:pPr>
         <w:rPr>
-          <w:rFonts w:ascii="Calibri" w:hAnsi="Calibri" w:cs="Calibri"/>
-          <w:sz w:val="22"/>
-        </w:rPr>
-      </w:pPr>
-      <w:r>
-        <w:rPr>
-          <w:rFonts w:ascii="Calibri" w:hAnsi="Calibri" w:cs="Calibri"/>
-          <w:sz w:val="22"/>
-        </w:rPr>
-        <w:t>Este manual explica cómo está hecho el juego por dentro, como si abriéramos un reloj para ver sus engranajes. Está escrito en lenguaje sencillo para que cualquiera lo entienda.</w:t>
+          <w:rFonts w:ascii="Times New Roman" w:hAnsi="Times New Roman" w:cs="Times New Roman"/>
+          <w:sz w:val="22"/>
+          <w:lang w:val="es-419"/>
+        </w:rPr>
+      </w:pPr>
+      <w:r>
+        <w:rPr>
+          <w:rFonts w:ascii="Times New Roman" w:hAnsi="Times New Roman" w:cs="Times New Roman"/>
+          <w:sz w:val="22"/>
+          <w:lang w:val="es-419"/>
+        </w:rPr>
+        <w:t>Este manual explica cómo está hecho el juego por dentro</w:t>
+      </w:r>
+      <w:r>
+        <w:rPr>
+          <w:rFonts w:ascii="Times New Roman" w:hAnsi="Times New Roman" w:cs="Times New Roman"/>
+          <w:sz w:val="22"/>
+          <w:lang w:val="es-419"/>
+        </w:rPr>
+        <w:t>. E</w:t>
+      </w:r>
+      <w:r>
+        <w:rPr>
+          <w:rFonts w:ascii="Times New Roman" w:hAnsi="Times New Roman" w:cs="Times New Roman"/>
+          <w:sz w:val="22"/>
+          <w:lang w:val="es-419"/>
+        </w:rPr>
+        <w:t xml:space="preserve">scrito en lenguaje sencillo para que </w:t>
+      </w:r>
+      <w:r>
+        <w:rPr>
+          <w:rFonts w:ascii="Times New Roman" w:hAnsi="Times New Roman" w:cs="Times New Roman"/>
+          <w:sz w:val="22"/>
+          <w:lang w:val="es-419"/>
+        </w:rPr>
+        <w:t>sea fácil de entender por cualquiera</w:t>
+      </w:r>
+      <w:r>
+        <w:rPr>
+          <w:rFonts w:ascii="Times New Roman" w:hAnsi="Times New Roman" w:cs="Times New Roman"/>
+          <w:sz w:val="22"/>
+          <w:lang w:val="es-419"/>
+        </w:rPr>
+        <w:t>.</w:t>
       </w:r>
     </w:p>
     <w:p>
       <w:pPr>
         <w:pStyle w:val="Heading1"/>
-      </w:pPr>
-      <w:r>
-        <w:t>2. Las piezas del proyecto (como un LEGO)</w:t>
-      </w:r>
-    </w:p>
-    <w:p>
-      <w:pPr>
-        <w:rPr>
-          <w:rFonts w:ascii="Calibri" w:hAnsi="Calibri" w:cs="Calibri"/>
-          <w:sz w:val="22"/>
-        </w:rPr>
-      </w:pPr>
-      <w:r>
-        <w:rPr>
-          <w:rFonts w:ascii="Calibri" w:hAnsi="Calibri" w:cs="Calibri"/>
-          <w:sz w:val="22"/>
-        </w:rPr>
-        <w:t>El proyecto está dividido en archivos. Cada archivo es como una pieza de LEGO: cada uno tiene su trabajo y juntos forman el juego.</w:t>
-      </w:r>
-    </w:p>
-    <w:p>
-      <w:pPr>
-        <w:rPr>
-          <w:rFonts w:ascii="Calibri" w:hAnsi="Calibri" w:cs="Calibri"/>
-          <w:sz w:val="22"/>
-        </w:rPr>
-      </w:pPr>
-      <w:r>
-        <w:rPr>
-          <w:rFonts w:ascii="Calibri" w:hAnsi="Calibri" w:cs="Calibri"/>
-          <w:sz w:val="22"/>
+        <w:rPr>
+          <w:rFonts w:ascii="Times New Roman" w:hAnsi="Times New Roman" w:cs="Times New Roman"/>
+          <w:lang w:val="es-419"/>
+        </w:rPr>
+      </w:pPr>
+      <w:r>
+        <w:rPr>
+          <w:rFonts w:ascii="Times New Roman" w:hAnsi="Times New Roman" w:cs="Times New Roman"/>
+          <w:lang w:val="es-419"/>
+        </w:rPr>
+        <w:t xml:space="preserve">2. Las piezas del proyecto </w:t>
+      </w:r>
+    </w:p>
+    <w:p>
+      <w:pPr>
+        <w:rPr>
+          <w:rFonts w:ascii="Times New Roman" w:hAnsi="Times New Roman" w:cs="Times New Roman"/>
+          <w:sz w:val="22"/>
+          <w:lang w:val="es-419"/>
+        </w:rPr>
+      </w:pPr>
+      <w:r>
+        <w:rPr>
+          <w:rFonts w:ascii="Times New Roman" w:hAnsi="Times New Roman" w:cs="Times New Roman"/>
+          <w:sz w:val="22"/>
+          <w:lang w:val="es-419"/>
+        </w:rPr>
+        <w:t>El proyecto está dividido en archivos</w:t>
+      </w:r>
+      <w:r>
+        <w:rPr>
+          <w:rFonts w:ascii="Times New Roman" w:hAnsi="Times New Roman" w:cs="Times New Roman"/>
+          <w:sz w:val="22"/>
+          <w:lang w:val="es-419"/>
+        </w:rPr>
+        <w:t xml:space="preserve"> header (encabezados) y source files (archivos fuente)</w:t>
+      </w:r>
+      <w:r>
+        <w:rPr>
+          <w:rFonts w:ascii="Times New Roman" w:hAnsi="Times New Roman" w:cs="Times New Roman"/>
+          <w:sz w:val="22"/>
+          <w:lang w:val="es-419"/>
+        </w:rPr>
+        <w:t>.</w:t>
+      </w:r>
+    </w:p>
+    <w:p>
+      <w:pPr>
+        <w:rPr>
+          <w:rFonts w:ascii="Times New Roman" w:hAnsi="Times New Roman" w:cs="Times New Roman"/>
+          <w:sz w:val="22"/>
+          <w:lang w:val="es-419"/>
+        </w:rPr>
+      </w:pPr>
+      <w:r>
+        <w:rPr>
+          <w:rFonts w:ascii="Times New Roman" w:hAnsi="Times New Roman" w:cs="Times New Roman"/>
+          <w:sz w:val="22"/>
+          <w:lang w:val="es-419"/>
         </w:rPr>
         <w:t>- main.cpp: el que enciende el juego. Muestra el menú principal.</w:t>
       </w:r>
@@ -313,59 +439,67 @@
     <w:p>
       <w:pPr>
         <w:rPr>
-          <w:rFonts w:ascii="Calibri" w:hAnsi="Calibri" w:cs="Calibri"/>
-          <w:sz w:val="22"/>
-        </w:rPr>
-      </w:pPr>
-      <w:r>
-        <w:rPr>
-          <w:rFonts w:ascii="Calibri" w:hAnsi="Calibri" w:cs="Calibri"/>
-          <w:sz w:val="22"/>
-        </w:rPr>
-        <w:t>- Menu.h / Menu.cpp: la puerta de entrada. El menú con los botones.</w:t>
-      </w:r>
-    </w:p>
-    <w:p>
-      <w:pPr>
-        <w:rPr>
-          <w:rFonts w:ascii="Calibri" w:hAnsi="Calibri" w:cs="Calibri"/>
-          <w:sz w:val="22"/>
-        </w:rPr>
-      </w:pPr>
-      <w:r>
-        <w:rPr>
-          <w:rFonts w:ascii="Calibri" w:hAnsi="Calibri" w:cs="Calibri"/>
-          <w:sz w:val="22"/>
-        </w:rPr>
-        <w:t>- Game.h / Game.cpp: el director de la película. Crea la escena y coordina todo.</w:t>
-      </w:r>
-    </w:p>
-    <w:p>
-      <w:pPr>
-        <w:rPr>
-          <w:rFonts w:ascii="Calibri" w:hAnsi="Calibri" w:cs="Calibri"/>
-          <w:sz w:val="22"/>
-        </w:rPr>
-      </w:pPr>
-      <w:r>
-        <w:rPr>
-          <w:rFonts w:ascii="Calibri" w:hAnsi="Calibri" w:cs="Calibri"/>
-          <w:sz w:val="22"/>
-        </w:rPr>
-        <w:t>- MyHeli.h / MyHeli.cpp: el actor principal. El helicóptero.</w:t>
-      </w:r>
-    </w:p>
-    <w:p>
-      <w:pPr>
-        <w:rPr>
-          <w:rFonts w:ascii="Calibri" w:hAnsi="Calibri" w:cs="Calibri"/>
-          <w:sz w:val="22"/>
-        </w:rPr>
-      </w:pPr>
-      <w:r>
-        <w:rPr>
-          <w:rFonts w:ascii="Calibri" w:hAnsi="Calibri" w:cs="Calibri"/>
-          <w:sz w:val="22"/>
+          <w:rFonts w:ascii="Times New Roman" w:hAnsi="Times New Roman" w:cs="Times New Roman"/>
+          <w:sz w:val="22"/>
+          <w:lang w:val="es-419"/>
+        </w:rPr>
+      </w:pPr>
+      <w:r>
+        <w:rPr>
+          <w:rFonts w:ascii="Times New Roman" w:hAnsi="Times New Roman" w:cs="Times New Roman"/>
+          <w:sz w:val="22"/>
+          <w:lang w:val="es-419"/>
+        </w:rPr>
+        <w:t>- Menu.h / Menu.cpp: El menú con los botones.</w:t>
+      </w:r>
+    </w:p>
+    <w:p>
+      <w:pPr>
+        <w:rPr>
+          <w:rFonts w:ascii="Times New Roman" w:hAnsi="Times New Roman" w:cs="Times New Roman"/>
+          <w:sz w:val="22"/>
+          <w:lang w:val="es-419"/>
+        </w:rPr>
+      </w:pPr>
+      <w:r>
+        <w:rPr>
+          <w:rFonts w:ascii="Times New Roman" w:hAnsi="Times New Roman" w:cs="Times New Roman"/>
+          <w:sz w:val="22"/>
+          <w:lang w:val="es-419"/>
+        </w:rPr>
+        <w:t>- Game.h / Game.cpp: Crea la escena y coordina todo.</w:t>
+      </w:r>
+    </w:p>
+    <w:p>
+      <w:pPr>
+        <w:rPr>
+          <w:rFonts w:ascii="Times New Roman" w:hAnsi="Times New Roman" w:cs="Times New Roman"/>
+          <w:sz w:val="22"/>
+          <w:lang w:val="es-419"/>
+        </w:rPr>
+      </w:pPr>
+      <w:r>
+        <w:rPr>
+          <w:rFonts w:ascii="Times New Roman" w:hAnsi="Times New Roman" w:cs="Times New Roman"/>
+          <w:sz w:val="22"/>
+          <w:lang w:val="es-419"/>
+        </w:rPr>
+        <w:t>- MyHeli.h / MyHeli.cpp: El helicóptero.</w:t>
+      </w:r>
+    </w:p>
+    <w:p>
+      <w:pPr>
+        <w:rPr>
+          <w:rFonts w:ascii="Times New Roman" w:hAnsi="Times New Roman" w:cs="Times New Roman"/>
+          <w:sz w:val="22"/>
+          <w:lang w:val="es-419"/>
+        </w:rPr>
+      </w:pPr>
+      <w:r>
+        <w:rPr>
+          <w:rFonts w:ascii="Times New Roman" w:hAnsi="Times New Roman" w:cs="Times New Roman"/>
+          <w:sz w:val="22"/>
+          <w:lang w:val="es-419"/>
         </w:rPr>
         <w:t>- Physics.h / Physics.cpp: el libro de fórmulas. Gravedad, empuje y fricción.</w:t>
       </w:r>
@@ -373,14 +507,16 @@
     <w:p>
       <w:pPr>
         <w:rPr>
-          <w:rFonts w:ascii="Calibri" w:hAnsi="Calibri" w:cs="Calibri"/>
-          <w:sz w:val="22"/>
-        </w:rPr>
-      </w:pPr>
-      <w:r>
-        <w:rPr>
-          <w:rFonts w:ascii="Calibri" w:hAnsi="Calibri" w:cs="Calibri"/>
-          <w:sz w:val="22"/>
+          <w:rFonts w:ascii="Times New Roman" w:hAnsi="Times New Roman" w:cs="Times New Roman"/>
+          <w:sz w:val="22"/>
+          <w:lang w:val="es-419"/>
+        </w:rPr>
+      </w:pPr>
+      <w:r>
+        <w:rPr>
+          <w:rFonts w:ascii="Times New Roman" w:hAnsi="Times New Roman" w:cs="Times New Roman"/>
+          <w:sz w:val="22"/>
+          <w:lang w:val="es-419"/>
         </w:rPr>
         <w:t>- Score.h / Score.cpp: el marcador. El puntaje.</w:t>
       </w:r>
@@ -388,14 +524,16 @@
     <w:p>
       <w:pPr>
         <w:rPr>
-          <w:rFonts w:ascii="Calibri" w:hAnsi="Calibri" w:cs="Calibri"/>
-          <w:sz w:val="22"/>
-        </w:rPr>
-      </w:pPr>
-      <w:r>
-        <w:rPr>
-          <w:rFonts w:ascii="Calibri" w:hAnsi="Calibri" w:cs="Calibri"/>
-          <w:sz w:val="22"/>
+          <w:rFonts w:ascii="Times New Roman" w:hAnsi="Times New Roman" w:cs="Times New Roman"/>
+          <w:sz w:val="22"/>
+          <w:lang w:val="es-419"/>
+        </w:rPr>
+      </w:pPr>
+      <w:r>
+        <w:rPr>
+          <w:rFonts w:ascii="Times New Roman" w:hAnsi="Times New Roman" w:cs="Times New Roman"/>
+          <w:sz w:val="22"/>
+          <w:lang w:val="es-419"/>
         </w:rPr>
         <w:t>- Health.h / Health.cpp: el botiquín. La vida del helicóptero.</w:t>
       </w:r>
@@ -403,59 +541,155 @@
     <w:p>
       <w:pPr>
         <w:rPr>
-          <w:rFonts w:ascii="Calibri" w:hAnsi="Calibri" w:cs="Calibri"/>
-          <w:sz w:val="22"/>
-        </w:rPr>
-      </w:pPr>
-      <w:r>
-        <w:rPr>
-          <w:rFonts w:ascii="Calibri" w:hAnsi="Calibri" w:cs="Calibri"/>
-          <w:sz w:val="22"/>
-        </w:rPr>
-        <w:t>- ObstacleManager.h / ObstacleManager.cpp: el almacén de obstáculos. Los guarda en una lista especial llamada matriz dinámica de doble puntero.</w:t>
-      </w:r>
-    </w:p>
-    <w:p>
-      <w:pPr>
-        <w:rPr>
-          <w:rFonts w:ascii="Calibri" w:hAnsi="Calibri" w:cs="Calibri"/>
-          <w:sz w:val="22"/>
-        </w:rPr>
-      </w:pPr>
-      <w:r>
-        <w:rPr>
-          <w:rFonts w:ascii="Calibri" w:hAnsi="Calibri" w:cs="Calibri"/>
-          <w:sz w:val="22"/>
-        </w:rPr>
-        <w:t>- ObstacleH.h / ObstacleH.cpp: los villanos. Cada obstáculo.</w:t>
-      </w:r>
-    </w:p>
-    <w:p>
-      <w:pPr>
-        <w:rPr>
-          <w:rFonts w:ascii="Calibri" w:hAnsi="Calibri" w:cs="Calibri"/>
-          <w:sz w:val="22"/>
-        </w:rPr>
-      </w:pPr>
-      <w:r>
-        <w:rPr>
-          <w:rFonts w:ascii="Calibri" w:hAnsi="Calibri" w:cs="Calibri"/>
-          <w:sz w:val="22"/>
-        </w:rPr>
-        <w:t>- ObstacleType.h: el catálogo de villanos. Los tipos de obstáculo (torre, cajón, tuberías).</w:t>
-      </w:r>
-    </w:p>
-    <w:p>
-      <w:pPr>
-        <w:rPr>
-          <w:rFonts w:ascii="Calibri" w:hAnsi="Calibri" w:cs="Calibri"/>
-          <w:sz w:val="22"/>
-        </w:rPr>
-      </w:pPr>
-      <w:r>
-        <w:rPr>
-          <w:rFonts w:ascii="Calibri" w:hAnsi="Calibri" w:cs="Calibri"/>
-          <w:sz w:val="22"/>
+          <w:rFonts w:ascii="Times New Roman" w:hAnsi="Times New Roman" w:cs="Times New Roman"/>
+          <w:sz w:val="22"/>
+          <w:lang w:val="es-419"/>
+        </w:rPr>
+      </w:pPr>
+      <w:r>
+        <w:rPr>
+          <w:rFonts w:ascii="Times New Roman" w:hAnsi="Times New Roman" w:cs="Times New Roman"/>
+          <w:sz w:val="22"/>
+          <w:lang w:val="es-419"/>
+        </w:rPr>
+        <w:t>- ObstacleManager.h / ObstacleManager.cpp: el almacén de obstáculos</w:t>
+      </w:r>
+      <w:r>
+        <w:rPr>
+          <w:rFonts w:ascii="Times New Roman" w:hAnsi="Times New Roman" w:cs="Times New Roman"/>
+          <w:sz w:val="22"/>
+          <w:lang w:val="es-419"/>
+        </w:rPr>
+        <w:t>, l</w:t>
+      </w:r>
+      <w:r>
+        <w:rPr>
+          <w:rFonts w:ascii="Times New Roman" w:hAnsi="Times New Roman" w:cs="Times New Roman"/>
+          <w:sz w:val="22"/>
+          <w:lang w:val="es-419"/>
+        </w:rPr>
+        <w:t>os guarda</w:t>
+      </w:r>
+      <w:r>
+        <w:rPr>
+          <w:rFonts w:ascii="Times New Roman" w:hAnsi="Times New Roman" w:cs="Times New Roman"/>
+          <w:sz w:val="22"/>
+          <w:lang w:val="es-419"/>
+        </w:rPr>
+        <w:t xml:space="preserve"> </w:t>
+      </w:r>
+      <w:r>
+        <w:rPr>
+          <w:rFonts w:ascii="Times New Roman" w:hAnsi="Times New Roman" w:cs="Times New Roman"/>
+          <w:sz w:val="22"/>
+          <w:lang w:val="es-419"/>
+        </w:rPr>
+        <w:t xml:space="preserve">en </w:t>
+      </w:r>
+      <w:r>
+        <w:rPr>
+          <w:rFonts w:ascii="Times New Roman" w:hAnsi="Times New Roman" w:cs="Times New Roman"/>
+          <w:sz w:val="22"/>
+          <w:lang w:val="es-419"/>
+        </w:rPr>
+        <w:t>l</w:t>
+      </w:r>
+      <w:r>
+        <w:rPr>
+          <w:rFonts w:ascii="Times New Roman" w:hAnsi="Times New Roman" w:cs="Times New Roman"/>
+          <w:sz w:val="22"/>
+          <w:lang w:val="es-419"/>
+        </w:rPr>
+        <w:t xml:space="preserve">a </w:t>
+      </w:r>
+      <w:r>
+        <w:rPr>
+          <w:rFonts w:ascii="Times New Roman" w:hAnsi="Times New Roman" w:cs="Times New Roman"/>
+          <w:sz w:val="22"/>
+          <w:lang w:val="es-419"/>
+        </w:rPr>
+        <w:t>matriz dinámica de doble puntero.</w:t>
+      </w:r>
+    </w:p>
+    <w:p>
+      <w:pPr>
+        <w:rPr>
+          <w:rFonts w:ascii="Times New Roman" w:hAnsi="Times New Roman" w:cs="Times New Roman"/>
+          <w:sz w:val="22"/>
+          <w:lang w:val="es-419"/>
+        </w:rPr>
+      </w:pPr>
+      <w:r>
+        <w:rPr>
+          <w:rFonts w:ascii="Times New Roman" w:hAnsi="Times New Roman" w:cs="Times New Roman"/>
+          <w:sz w:val="22"/>
+          <w:lang w:val="es-419"/>
+        </w:rPr>
+        <w:t xml:space="preserve">- ObstacleH.h / ObstacleH.cpp: </w:t>
+      </w:r>
+      <w:r>
+        <w:rPr>
+          <w:rFonts w:ascii="Times New Roman" w:hAnsi="Times New Roman" w:cs="Times New Roman"/>
+          <w:sz w:val="22"/>
+          <w:lang w:val="es-419"/>
+        </w:rPr>
+        <w:t>Los</w:t>
+      </w:r>
+      <w:r>
+        <w:rPr>
+          <w:rFonts w:ascii="Times New Roman" w:hAnsi="Times New Roman" w:cs="Times New Roman"/>
+          <w:sz w:val="22"/>
+          <w:lang w:val="es-419"/>
+        </w:rPr>
+        <w:t xml:space="preserve"> obstáculo</w:t>
+      </w:r>
+      <w:r>
+        <w:rPr>
+          <w:rFonts w:ascii="Times New Roman" w:hAnsi="Times New Roman" w:cs="Times New Roman"/>
+          <w:sz w:val="22"/>
+          <w:lang w:val="es-419"/>
+        </w:rPr>
+        <w:t>s que aparecen en pantalla</w:t>
+      </w:r>
+      <w:r>
+        <w:rPr>
+          <w:rFonts w:ascii="Times New Roman" w:hAnsi="Times New Roman" w:cs="Times New Roman"/>
+          <w:sz w:val="22"/>
+          <w:lang w:val="es-419"/>
+        </w:rPr>
+        <w:t>.</w:t>
+      </w:r>
+    </w:p>
+    <w:p>
+      <w:pPr>
+        <w:rPr>
+          <w:rFonts w:ascii="Times New Roman" w:hAnsi="Times New Roman" w:cs="Times New Roman"/>
+          <w:sz w:val="22"/>
+          <w:lang w:val="es-419"/>
+        </w:rPr>
+      </w:pPr>
+      <w:r>
+        <w:rPr>
+          <w:rFonts w:ascii="Times New Roman" w:hAnsi="Times New Roman" w:cs="Times New Roman"/>
+          <w:sz w:val="22"/>
+          <w:lang w:val="es-419"/>
+        </w:rPr>
+        <w:t>- ObstacleType.h: Los tipos de obstáculo (torre, cajón, tuberías).</w:t>
+      </w:r>
+    </w:p>
+    <w:p>
+      <w:pPr>
+        <w:rPr>
+          <w:rFonts w:ascii="Times New Roman" w:hAnsi="Times New Roman" w:cs="Times New Roman"/>
+          <w:sz w:val="22"/>
+          <w:lang w:val="es-419"/>
+        </w:rPr>
+      </w:pPr>
+      <w:r>
+        <w:rPr>
+          <w:rFonts w:ascii="Times New Roman" w:hAnsi="Times New Roman" w:cs="Times New Roman"/>
+          <w:sz w:val="22"/>
+          <w:lang w:val="es-419"/>
         </w:rPr>
         <w:t>- LevelManager.h / LevelManager.cpp: el cronómetro. Cuenta el tiempo y crea obstáculos.</w:t>
       </w:r>
@@ -463,14 +697,16 @@
     <w:p>
       <w:pPr>
         <w:rPr>
-          <w:rFonts w:ascii="Calibri" w:hAnsi="Calibri" w:cs="Calibri"/>
-          <w:sz w:val="22"/>
-        </w:rPr>
-      </w:pPr>
-      <w:r>
-        <w:rPr>
-          <w:rFonts w:ascii="Calibri" w:hAnsi="Calibri" w:cs="Calibri"/>
-          <w:sz w:val="22"/>
+          <w:rFonts w:ascii="Times New Roman" w:hAnsi="Times New Roman" w:cs="Times New Roman"/>
+          <w:sz w:val="22"/>
+          <w:lang w:val="es-419"/>
+        </w:rPr>
+      </w:pPr>
+      <w:r>
+        <w:rPr>
+          <w:rFonts w:ascii="Times New Roman" w:hAnsi="Times New Roman" w:cs="Times New Roman"/>
+          <w:sz w:val="22"/>
+          <w:lang w:val="es-419"/>
         </w:rPr>
         <w:t>- FinishLine.h / FinishLine.cpp: la meta. La zona verde de aterrizaje.</w:t>
       </w:r>
@@ -478,82 +714,124 @@
     <w:p>
       <w:pPr>
         <w:rPr>
-          <w:rFonts w:ascii="Calibri" w:hAnsi="Calibri" w:cs="Calibri"/>
-          <w:sz w:val="22"/>
-        </w:rPr>
-      </w:pPr>
-      <w:r>
-        <w:rPr>
-          <w:rFonts w:ascii="Calibri" w:hAnsi="Calibri" w:cs="Calibri"/>
-          <w:sz w:val="22"/>
-        </w:rPr>
-        <w:t>- Survivor.h / Survivor.cpp y SurvivorManager.h / SurvivorManager.cpp: los pasajeros. Personas rescatadas (en desarrollo).</w:t>
-      </w:r>
-    </w:p>
-    <w:p>
-      <w:pPr>
-        <w:rPr>
-          <w:rFonts w:ascii="Calibri" w:hAnsi="Calibri" w:cs="Calibri"/>
-          <w:sz w:val="22"/>
-        </w:rPr>
-      </w:pPr>
-      <w:r>
-        <w:rPr>
-          <w:rFonts w:ascii="Calibri" w:hAnsi="Calibri" w:cs="Calibri"/>
-          <w:sz w:val="22"/>
-        </w:rPr>
-        <w:t>- ResourcesForProject.qrc: la caja de materiales. Imágenes y sonidos.</w:t>
+          <w:rFonts w:ascii="Times New Roman" w:hAnsi="Times New Roman" w:cs="Times New Roman"/>
+          <w:sz w:val="22"/>
+          <w:lang w:val="es-419"/>
+        </w:rPr>
+      </w:pPr>
+      <w:r>
+        <w:rPr>
+          <w:rFonts w:ascii="Times New Roman" w:hAnsi="Times New Roman" w:cs="Times New Roman"/>
+          <w:sz w:val="22"/>
+          <w:lang w:val="es-419"/>
+        </w:rPr>
+        <w:t>- Survivor.h / Survivor.cpp y SurvivorManager.h / SurvivorManager.cpp: los pasajeros. Personas rescatadas</w:t>
+      </w:r>
+      <w:r>
+        <w:rPr>
+          <w:rFonts w:ascii="Times New Roman" w:hAnsi="Times New Roman" w:cs="Times New Roman"/>
+          <w:sz w:val="22"/>
+          <w:lang w:val="es-419"/>
+        </w:rPr>
+        <w:t>.</w:t>
+      </w:r>
+    </w:p>
+    <w:p>
+      <w:pPr>
+        <w:rPr>
+          <w:rFonts w:ascii="Times New Roman" w:hAnsi="Times New Roman" w:cs="Times New Roman"/>
+          <w:sz w:val="22"/>
+          <w:lang w:val="es-419"/>
+        </w:rPr>
+      </w:pPr>
+      <w:r>
+        <w:rPr>
+          <w:rFonts w:ascii="Times New Roman" w:hAnsi="Times New Roman" w:cs="Times New Roman"/>
+          <w:sz w:val="22"/>
+          <w:lang w:val="es-419"/>
+        </w:rPr>
+        <w:t>- ResourcesForProject.qrc: Imágenes y sonidos.</w:t>
       </w:r>
     </w:p>
     <w:p>
       <w:pPr>
         <w:pStyle w:val="Heading1"/>
-      </w:pPr>
-      <w:r>
-        <w:t>3. ¿Cómo funciona el juego? (la historia)</w:t>
-      </w:r>
-    </w:p>
-    <w:p>
-      <w:pPr>
-        <w:rPr>
-          <w:rFonts w:ascii="Calibri" w:hAnsi="Calibri" w:cs="Calibri"/>
-          <w:sz w:val="22"/>
-        </w:rPr>
-      </w:pPr>
-      <w:r>
-        <w:rPr>
-          <w:rFonts w:ascii="Calibri" w:hAnsi="Calibri" w:cs="Calibri"/>
-          <w:sz w:val="22"/>
-        </w:rPr>
-        <w:t>1. Abres el juego y aparece el menú (la puerta de entrada).</w:t>
-      </w:r>
-    </w:p>
-    <w:p>
-      <w:pPr>
-        <w:rPr>
-          <w:rFonts w:ascii="Calibri" w:hAnsi="Calibri" w:cs="Calibri"/>
-          <w:sz w:val="22"/>
-        </w:rPr>
-      </w:pPr>
-      <w:r>
-        <w:rPr>
-          <w:rFonts w:ascii="Calibri" w:hAnsi="Calibri" w:cs="Calibri"/>
-          <w:sz w:val="22"/>
-        </w:rPr>
-        <w:t>2. Presionas Jugar y empieza la película.</w:t>
-      </w:r>
-    </w:p>
-    <w:p>
-      <w:pPr>
-        <w:rPr>
-          <w:rFonts w:ascii="Calibri" w:hAnsi="Calibri" w:cs="Calibri"/>
-          <w:sz w:val="22"/>
-        </w:rPr>
-      </w:pPr>
-      <w:r>
-        <w:rPr>
-          <w:rFonts w:ascii="Calibri" w:hAnsi="Calibri" w:cs="Calibri"/>
-          <w:sz w:val="22"/>
+        <w:rPr>
+          <w:rFonts w:ascii="Times New Roman" w:hAnsi="Times New Roman" w:cs="Times New Roman"/>
+          <w:lang w:val="es-419"/>
+        </w:rPr>
+      </w:pPr>
+      <w:r>
+        <w:rPr>
+          <w:rFonts w:ascii="Times New Roman" w:hAnsi="Times New Roman" w:cs="Times New Roman"/>
+          <w:lang w:val="es-419"/>
+        </w:rPr>
+        <w:t>3. ¿Cómo funciona el juego?</w:t>
+      </w:r>
+    </w:p>
+    <w:p>
+      <w:pPr>
+        <w:rPr>
+          <w:rFonts w:ascii="Times New Roman" w:hAnsi="Times New Roman" w:cs="Times New Roman"/>
+          <w:sz w:val="22"/>
+          <w:lang w:val="es-419"/>
+        </w:rPr>
+      </w:pPr>
+      <w:r>
+        <w:rPr>
+          <w:rFonts w:ascii="Times New Roman" w:hAnsi="Times New Roman" w:cs="Times New Roman"/>
+          <w:sz w:val="22"/>
+          <w:lang w:val="es-419"/>
+        </w:rPr>
+        <w:t>1. Abre el juego y aparece el menú</w:t>
+      </w:r>
+      <w:r>
+        <w:rPr>
+          <w:rFonts w:ascii="Times New Roman" w:hAnsi="Times New Roman" w:cs="Times New Roman"/>
+          <w:sz w:val="22"/>
+          <w:lang w:val="es-419"/>
+        </w:rPr>
+        <w:t>.</w:t>
+      </w:r>
+    </w:p>
+    <w:p>
+      <w:pPr>
+        <w:rPr>
+          <w:rFonts w:ascii="Times New Roman" w:hAnsi="Times New Roman" w:cs="Times New Roman"/>
+          <w:sz w:val="22"/>
+          <w:lang w:val="es-419"/>
+        </w:rPr>
+      </w:pPr>
+      <w:r>
+        <w:rPr>
+          <w:rFonts w:ascii="Times New Roman" w:hAnsi="Times New Roman" w:cs="Times New Roman"/>
+          <w:sz w:val="22"/>
+          <w:lang w:val="es-419"/>
+        </w:rPr>
+        <w:t xml:space="preserve">2. Presionas Jugar y empieza </w:t>
+      </w:r>
+      <w:r>
+        <w:rPr>
+          <w:rFonts w:ascii="Times New Roman" w:hAnsi="Times New Roman" w:cs="Times New Roman"/>
+          <w:sz w:val="22"/>
+          <w:lang w:val="es-419"/>
+        </w:rPr>
+        <w:t>el juego</w:t>
+      </w:r>
+    </w:p>
+    <w:p>
+      <w:pPr>
+        <w:rPr>
+          <w:rFonts w:ascii="Times New Roman" w:hAnsi="Times New Roman" w:cs="Times New Roman"/>
+          <w:sz w:val="22"/>
+          <w:lang w:val="es-419"/>
+        </w:rPr>
+      </w:pPr>
+      <w:r>
+        <w:rPr>
+          <w:rFonts w:ascii="Times New Roman" w:hAnsi="Times New Roman" w:cs="Times New Roman"/>
+          <w:sz w:val="22"/>
+          <w:lang w:val="es-419"/>
         </w:rPr>
         <w:t>3. Aparece el escenario con el helicóptero abajo a la izquierda.</w:t>
       </w:r>
@@ -561,14 +839,16 @@
     <w:p>
       <w:pPr>
         <w:rPr>
-          <w:rFonts w:ascii="Calibri" w:hAnsi="Calibri" w:cs="Calibri"/>
-          <w:sz w:val="22"/>
-        </w:rPr>
-      </w:pPr>
-      <w:r>
-        <w:rPr>
-          <w:rFonts w:ascii="Calibri" w:hAnsi="Calibri" w:cs="Calibri"/>
-          <w:sz w:val="22"/>
+          <w:rFonts w:ascii="Times New Roman" w:hAnsi="Times New Roman" w:cs="Times New Roman"/>
+          <w:sz w:val="22"/>
+          <w:lang w:val="es-419"/>
+        </w:rPr>
+      </w:pPr>
+      <w:r>
+        <w:rPr>
+          <w:rFonts w:ascii="Times New Roman" w:hAnsi="Times New Roman" w:cs="Times New Roman"/>
+          <w:sz w:val="22"/>
+          <w:lang w:val="es-419"/>
         </w:rPr>
         <w:t>4. El cronómetro cuenta 30 segundos y cada 3 segundos aparece un obstáculo por la derecha.</w:t>
       </w:r>
@@ -576,114 +856,198 @@
     <w:p>
       <w:pPr>
         <w:rPr>
-          <w:rFonts w:ascii="Calibri" w:hAnsi="Calibri" w:cs="Calibri"/>
-          <w:sz w:val="22"/>
-        </w:rPr>
-      </w:pPr>
-      <w:r>
-        <w:rPr>
-          <w:rFonts w:ascii="Calibri" w:hAnsi="Calibri" w:cs="Calibri"/>
-          <w:sz w:val="22"/>
+          <w:rFonts w:ascii="Times New Roman" w:hAnsi="Times New Roman" w:cs="Times New Roman"/>
+          <w:sz w:val="22"/>
+          <w:lang w:val="es-419"/>
+        </w:rPr>
+      </w:pPr>
+      <w:r>
+        <w:rPr>
+          <w:rFonts w:ascii="Times New Roman" w:hAnsi="Times New Roman" w:cs="Times New Roman"/>
+          <w:sz w:val="22"/>
+          <w:lang w:val="es-419"/>
+        </w:rPr>
+        <w:t xml:space="preserve">5. </w:t>
+      </w:r>
+      <w:r>
+        <w:rPr>
+          <w:rFonts w:ascii="Times New Roman" w:hAnsi="Times New Roman" w:cs="Times New Roman"/>
+          <w:sz w:val="22"/>
+          <w:lang w:val="es-419"/>
+        </w:rPr>
+        <w:t>C</w:t>
+      </w:r>
+      <w:r>
+        <w:rPr>
+          <w:rFonts w:ascii="Times New Roman" w:hAnsi="Times New Roman" w:cs="Times New Roman"/>
+          <w:sz w:val="22"/>
+          <w:lang w:val="es-419"/>
+        </w:rPr>
+        <w:t>ontrolas el helicóptero con el teclado para no chocar.</w:t>
+      </w:r>
+    </w:p>
+    <w:p>
+      <w:pPr>
+        <w:rPr>
+          <w:rFonts w:ascii="Times New Roman" w:hAnsi="Times New Roman" w:cs="Times New Roman"/>
+          <w:sz w:val="22"/>
+          <w:lang w:val="es-419"/>
+        </w:rPr>
+      </w:pPr>
+      <w:r>
+        <w:rPr>
+          <w:rFonts w:ascii="Times New Roman" w:hAnsi="Times New Roman" w:cs="Times New Roman"/>
+          <w:sz w:val="22"/>
+          <w:lang w:val="es-419"/>
+        </w:rPr>
+        <w:t>6. Cuando el tiempo se acaba, aparece la zona verde.</w:t>
+      </w:r>
+    </w:p>
+    <w:p>
+      <w:pPr>
+        <w:rPr>
+          <w:rFonts w:ascii="Times New Roman" w:hAnsi="Times New Roman" w:cs="Times New Roman"/>
+          <w:sz w:val="22"/>
+          <w:lang w:val="es-419"/>
+        </w:rPr>
+      </w:pPr>
+      <w:r>
+        <w:rPr>
+          <w:rFonts w:ascii="Times New Roman" w:hAnsi="Times New Roman" w:cs="Times New Roman"/>
+          <w:sz w:val="22"/>
+          <w:lang w:val="es-419"/>
         </w:rPr>
         <w:lastRenderedPageBreak/>
-        <w:t>5. Tú controlas el helicóptero con el teclado para no chocar.</w:t>
-      </w:r>
-    </w:p>
-    <w:p>
-      <w:pPr>
-        <w:rPr>
-          <w:rFonts w:ascii="Calibri" w:hAnsi="Calibri" w:cs="Calibri"/>
-          <w:sz w:val="22"/>
-        </w:rPr>
-      </w:pPr>
-      <w:r>
-        <w:rPr>
-          <w:rFonts w:ascii="Calibri" w:hAnsi="Calibri" w:cs="Calibri"/>
-          <w:sz w:val="22"/>
-        </w:rPr>
-        <w:t>6. Cuando el tiempo se acaba, aparece la zona verde.</w:t>
-      </w:r>
-    </w:p>
-    <w:p>
-      <w:pPr>
-        <w:rPr>
-          <w:rFonts w:ascii="Calibri" w:hAnsi="Calibri" w:cs="Calibri"/>
-          <w:sz w:val="22"/>
-        </w:rPr>
-      </w:pPr>
-      <w:r>
-        <w:rPr>
-          <w:rFonts w:ascii="Calibri" w:hAnsi="Calibri" w:cs="Calibri"/>
-          <w:sz w:val="22"/>
-        </w:rPr>
         <w:t>7. Si aterrizas ahí y te quedas 2 segundos, ¡ganas!</w:t>
       </w:r>
     </w:p>
     <w:p>
       <w:pPr>
         <w:pStyle w:val="Heading1"/>
-      </w:pPr>
-      <w:r>
-        <w:t>4. Las físicas (las reglas del mundo)</w:t>
-      </w:r>
-    </w:p>
-    <w:p>
-      <w:pPr>
-        <w:rPr>
-          <w:rFonts w:ascii="Calibri" w:hAnsi="Calibri" w:cs="Calibri"/>
-          <w:sz w:val="22"/>
-        </w:rPr>
-      </w:pPr>
-      <w:r>
-        <w:rPr>
-          <w:rFonts w:ascii="Calibri" w:hAnsi="Calibri" w:cs="Calibri"/>
-          <w:sz w:val="22"/>
-        </w:rPr>
-        <w:t>Las físicas son las reglas que hacen que el juego se sienta real, como en la vida real.</w:t>
+        <w:rPr>
+          <w:rFonts w:ascii="Times New Roman" w:hAnsi="Times New Roman" w:cs="Times New Roman"/>
+          <w:lang w:val="es-419"/>
+        </w:rPr>
+      </w:pPr>
+      <w:r>
+        <w:rPr>
+          <w:rFonts w:ascii="Times New Roman" w:hAnsi="Times New Roman" w:cs="Times New Roman"/>
+          <w:lang w:val="es-419"/>
+        </w:rPr>
+        <w:t xml:space="preserve">4. Las físicas </w:t>
+      </w:r>
+    </w:p>
+    <w:p>
+      <w:pPr>
+        <w:rPr>
+          <w:rFonts w:ascii="Times New Roman" w:hAnsi="Times New Roman" w:cs="Times New Roman"/>
+          <w:sz w:val="22"/>
+          <w:lang w:val="es-419"/>
+        </w:rPr>
+      </w:pPr>
+      <w:r>
+        <w:rPr>
+          <w:rFonts w:ascii="Times New Roman" w:hAnsi="Times New Roman" w:cs="Times New Roman"/>
+          <w:sz w:val="22"/>
+          <w:lang w:val="es-419"/>
+        </w:rPr>
+        <w:t xml:space="preserve">Las físicas son las reglas que hacen que el juego se sienta real, como </w:t>
+      </w:r>
+      <w:r>
+        <w:rPr>
+          <w:rFonts w:ascii="Times New Roman" w:hAnsi="Times New Roman" w:cs="Times New Roman"/>
+          <w:sz w:val="22"/>
+          <w:lang w:val="es-419"/>
+        </w:rPr>
+        <w:t xml:space="preserve">si fuera </w:t>
+      </w:r>
+      <w:r>
+        <w:rPr>
+          <w:rFonts w:ascii="Times New Roman" w:hAnsi="Times New Roman" w:cs="Times New Roman"/>
+          <w:sz w:val="22"/>
+          <w:lang w:val="es-419"/>
+        </w:rPr>
+        <w:t>real.</w:t>
       </w:r>
     </w:p>
     <w:p>
       <w:pPr>
         <w:pStyle w:val="Heading2"/>
-      </w:pPr>
-      <w:r>
+        <w:rPr>
+          <w:rFonts w:ascii="Times New Roman" w:hAnsi="Times New Roman" w:cs="Times New Roman"/>
+          <w:lang w:val="es-419"/>
+        </w:rPr>
+      </w:pPr>
+      <w:r>
+        <w:rPr>
+          <w:rFonts w:ascii="Times New Roman" w:hAnsi="Times New Roman" w:cs="Times New Roman"/>
+          <w:lang w:val="es-419"/>
+        </w:rPr>
         <w:t>4.1 Gravedad: como cuando saltas</w:t>
       </w:r>
     </w:p>
     <w:p>
       <w:pPr>
         <w:rPr>
-          <w:rFonts w:ascii="Calibri" w:hAnsi="Calibri" w:cs="Calibri"/>
-          <w:sz w:val="22"/>
-        </w:rPr>
-      </w:pPr>
-      <w:r>
-        <w:rPr>
-          <w:rFonts w:ascii="Calibri" w:hAnsi="Calibri" w:cs="Calibri"/>
-          <w:sz w:val="22"/>
-        </w:rPr>
-        <w:t>Si no presionas nada, el helicóptero cae, igual que una pelota que sueltas. La gravedad del juego empuja hacia abajo con fuerza 500 (píxeles por segundo al cuadrado), pero no deja que caiga más rápido que 350.</w:t>
+          <w:rFonts w:ascii="Times New Roman" w:hAnsi="Times New Roman" w:cs="Times New Roman"/>
+          <w:sz w:val="22"/>
+          <w:lang w:val="es-419"/>
+        </w:rPr>
+      </w:pPr>
+      <w:r>
+        <w:rPr>
+          <w:rFonts w:ascii="Times New Roman" w:hAnsi="Times New Roman" w:cs="Times New Roman"/>
+          <w:sz w:val="22"/>
+          <w:lang w:val="es-419"/>
+        </w:rPr>
+        <w:t xml:space="preserve">Si no presionas nada, el helicóptero </w:t>
+      </w:r>
+      <w:r>
+        <w:rPr>
+          <w:rFonts w:ascii="Times New Roman" w:hAnsi="Times New Roman" w:cs="Times New Roman"/>
+          <w:sz w:val="22"/>
+          <w:lang w:val="es-419"/>
+        </w:rPr>
+        <w:t>se c</w:t>
+      </w:r>
+      <w:r>
+        <w:rPr>
+          <w:rFonts w:ascii="Times New Roman" w:hAnsi="Times New Roman" w:cs="Times New Roman"/>
+          <w:sz w:val="22"/>
+          <w:lang w:val="es-419"/>
+        </w:rPr>
+        <w:t>ae. La gravedad del juego empuja hacia abajo con fuerza 500 (píxeles por segundo al cuadrado), pero no deja que caiga más rápido que 350.</w:t>
       </w:r>
     </w:p>
     <w:p>
       <w:pPr>
         <w:pStyle w:val="Heading2"/>
-      </w:pPr>
-      <w:r>
-        <w:t>4.2 Empuje: como un globo que sube</w:t>
-      </w:r>
-    </w:p>
-    <w:p>
-      <w:pPr>
-        <w:rPr>
-          <w:rFonts w:ascii="Calibri" w:hAnsi="Calibri" w:cs="Calibri"/>
-          <w:sz w:val="22"/>
-        </w:rPr>
-      </w:pPr>
-      <w:r>
-        <w:rPr>
-          <w:rFonts w:ascii="Calibri" w:hAnsi="Calibri" w:cs="Calibri"/>
-          <w:sz w:val="22"/>
+        <w:rPr>
+          <w:rFonts w:ascii="Times New Roman" w:hAnsi="Times New Roman" w:cs="Times New Roman"/>
+          <w:lang w:val="es-419"/>
+        </w:rPr>
+      </w:pPr>
+      <w:r>
+        <w:rPr>
+          <w:rFonts w:ascii="Times New Roman" w:hAnsi="Times New Roman" w:cs="Times New Roman"/>
+          <w:lang w:val="es-419"/>
+        </w:rPr>
+        <w:t xml:space="preserve">4.2 Empuje: </w:t>
+      </w:r>
+    </w:p>
+    <w:p>
+      <w:pPr>
+        <w:rPr>
+          <w:rFonts w:ascii="Times New Roman" w:hAnsi="Times New Roman" w:cs="Times New Roman"/>
+          <w:sz w:val="22"/>
+          <w:lang w:val="es-419"/>
+        </w:rPr>
+      </w:pPr>
+      <w:r>
+        <w:rPr>
+          <w:rFonts w:ascii="Times New Roman" w:hAnsi="Times New Roman" w:cs="Times New Roman"/>
+          <w:sz w:val="22"/>
+          <w:lang w:val="es-419"/>
         </w:rPr>
         <w:t>Cuando presionas la flecha arriba o el espacio, es como inflar un globo: el helicóptero sube con fuerza -800 (negativa porque va hacia arriba).</w:t>
       </w:r>
@@ -691,22 +1055,32 @@
     <w:p>
       <w:pPr>
         <w:pStyle w:val="Heading2"/>
-      </w:pPr>
-      <w:r>
-        <w:t>4.3 Fricción: como patinar sobre hielo</w:t>
-      </w:r>
-    </w:p>
-    <w:p>
-      <w:pPr>
-        <w:rPr>
-          <w:rFonts w:ascii="Calibri" w:hAnsi="Calibri" w:cs="Calibri"/>
-          <w:sz w:val="22"/>
-        </w:rPr>
-      </w:pPr>
-      <w:r>
-        <w:rPr>
-          <w:rFonts w:ascii="Calibri" w:hAnsi="Calibri" w:cs="Calibri"/>
-          <w:sz w:val="22"/>
+        <w:rPr>
+          <w:rFonts w:ascii="Times New Roman" w:hAnsi="Times New Roman" w:cs="Times New Roman"/>
+          <w:lang w:val="es-419"/>
+        </w:rPr>
+      </w:pPr>
+      <w:r>
+        <w:rPr>
+          <w:rFonts w:ascii="Times New Roman" w:hAnsi="Times New Roman" w:cs="Times New Roman"/>
+          <w:lang w:val="es-419"/>
+        </w:rPr>
+        <w:t xml:space="preserve">4.3 Fricción: </w:t>
+      </w:r>
+    </w:p>
+    <w:p>
+      <w:pPr>
+        <w:rPr>
+          <w:rFonts w:ascii="Times New Roman" w:hAnsi="Times New Roman" w:cs="Times New Roman"/>
+          <w:sz w:val="22"/>
+          <w:lang w:val="es-419"/>
+        </w:rPr>
+      </w:pPr>
+      <w:r>
+        <w:rPr>
+          <w:rFonts w:ascii="Times New Roman" w:hAnsi="Times New Roman" w:cs="Times New Roman"/>
+          <w:sz w:val="22"/>
+          <w:lang w:val="es-419"/>
         </w:rPr>
         <w:t>Cuando sueltas las teclas de izquierda o derecha, el helicóptero no se detiene de golpe: se va frenando poquito a poquito, como cuando patinas sobre hielo y te deslizas.</w:t>
       </w:r>
@@ -714,129 +1088,262 @@
     <w:p>
       <w:pPr>
         <w:pStyle w:val="Heading2"/>
-      </w:pPr>
-      <w:r>
-        <w:t>4.4 Inclinación: como una bicicleta</w:t>
-      </w:r>
-    </w:p>
-    <w:p>
-      <w:pPr>
-        <w:rPr>
-          <w:rFonts w:ascii="Calibri" w:hAnsi="Calibri" w:cs="Calibri"/>
-          <w:sz w:val="22"/>
-        </w:rPr>
-      </w:pPr>
-      <w:r>
-        <w:rPr>
-          <w:rFonts w:ascii="Calibri" w:hAnsi="Calibri" w:cs="Calibri"/>
-          <w:sz w:val="22"/>
-        </w:rPr>
-        <w:t>El helicóptero se inclina según cómo vuela: si sube, se inclina hacia arriba; si cae, se inclina hacia abajo. Es como cuando te inclinas en una bicicleta para subir o bajar una cuesta.</w:t>
+        <w:rPr>
+          <w:rFonts w:ascii="Times New Roman" w:hAnsi="Times New Roman" w:cs="Times New Roman"/>
+          <w:lang w:val="es-419"/>
+        </w:rPr>
+      </w:pPr>
+      <w:r>
+        <w:rPr>
+          <w:rFonts w:ascii="Times New Roman" w:hAnsi="Times New Roman" w:cs="Times New Roman"/>
+          <w:lang w:val="es-419"/>
+        </w:rPr>
+        <w:t>4.4 Inclinación:</w:t>
+      </w:r>
+    </w:p>
+    <w:p>
+      <w:pPr>
+        <w:rPr>
+          <w:rFonts w:ascii="Times New Roman" w:hAnsi="Times New Roman" w:cs="Times New Roman"/>
+          <w:sz w:val="22"/>
+          <w:lang w:val="es-419"/>
+        </w:rPr>
+      </w:pPr>
+      <w:r>
+        <w:rPr>
+          <w:rFonts w:ascii="Times New Roman" w:hAnsi="Times New Roman" w:cs="Times New Roman"/>
+          <w:sz w:val="22"/>
+          <w:lang w:val="es-419"/>
+        </w:rPr>
+        <w:t xml:space="preserve">El helicóptero se inclina según cómo vuela: si sube, se inclina hacia arriba; si cae, se inclina hacia abajo. </w:t>
       </w:r>
     </w:p>
     <w:p>
       <w:pPr>
         <w:pStyle w:val="Heading2"/>
-      </w:pPr>
-      <w:r>
+        <w:rPr>
+          <w:rFonts w:ascii="Times New Roman" w:hAnsi="Times New Roman" w:cs="Times New Roman"/>
+          <w:lang w:val="es-419"/>
+        </w:rPr>
+      </w:pPr>
+      <w:r>
+        <w:rPr>
+          <w:rFonts w:ascii="Times New Roman" w:hAnsi="Times New Roman" w:cs="Times New Roman"/>
+          <w:lang w:val="es-419"/>
+        </w:rPr>
         <w:t>4.5 Aterrizaje: aterrizar suave o estrellarse</w:t>
       </w:r>
     </w:p>
     <w:p>
       <w:pPr>
         <w:rPr>
-          <w:rFonts w:ascii="Calibri" w:hAnsi="Calibri" w:cs="Calibri"/>
-          <w:sz w:val="22"/>
-        </w:rPr>
-      </w:pPr>
-      <w:r>
-        <w:rPr>
-          <w:rFonts w:ascii="Calibri" w:hAnsi="Calibri" w:cs="Calibri"/>
-          <w:sz w:val="22"/>
-        </w:rPr>
-        <w:t>Si tocas el suelo despacito (a velocidad 200 o menos), aterrizas bien. Si caes más rápido, ¡pum! el helicóptero se destruye, como un huevo que se cae al piso.</w:t>
+          <w:rFonts w:ascii="Times New Roman" w:hAnsi="Times New Roman" w:cs="Times New Roman"/>
+          <w:sz w:val="22"/>
+          <w:lang w:val="es-419"/>
+        </w:rPr>
+      </w:pPr>
+      <w:r>
+        <w:rPr>
+          <w:rFonts w:ascii="Times New Roman" w:hAnsi="Times New Roman" w:cs="Times New Roman"/>
+          <w:sz w:val="22"/>
+          <w:lang w:val="es-419"/>
+        </w:rPr>
+        <w:t>Si tocas el suelo despacito (a velocidad 200 o menos), aterrizas bien. Si caes más rápido, el helicóptero se destruye.</w:t>
       </w:r>
     </w:p>
     <w:p>
       <w:pPr>
         <w:pStyle w:val="Heading1"/>
-      </w:pPr>
-      <w:r>
+        <w:rPr>
+          <w:rFonts w:ascii="Times New Roman" w:hAnsi="Times New Roman" w:cs="Times New Roman"/>
+          <w:lang w:val="es-419"/>
+        </w:rPr>
+      </w:pPr>
+      <w:r>
+        <w:rPr>
+          <w:rFonts w:ascii="Times New Roman" w:hAnsi="Times New Roman" w:cs="Times New Roman"/>
+          <w:lang w:val="es-419"/>
+        </w:rPr>
         <w:t>5. Colisiones: cuando dos cosas se chocan</w:t>
       </w:r>
     </w:p>
     <w:p>
       <w:pPr>
         <w:rPr>
-          <w:rFonts w:ascii="Calibri" w:hAnsi="Calibri" w:cs="Calibri"/>
-          <w:sz w:val="22"/>
-        </w:rPr>
-      </w:pPr>
-      <w:r>
-        <w:rPr>
-          <w:rFonts w:ascii="Calibri" w:hAnsi="Calibri" w:cs="Calibri"/>
-          <w:sz w:val="22"/>
-        </w:rPr>
-        <w:t>El juego revisa constantemente si el helicóptero toca un obstáculo, como cuando dos carros chocan. Si choca, pierde una vida. Si pierde las 3 vidas, el helicóptero se destruye.</w:t>
+          <w:rFonts w:ascii="Times New Roman" w:hAnsi="Times New Roman" w:cs="Times New Roman"/>
+          <w:sz w:val="22"/>
+          <w:lang w:val="es-419"/>
+        </w:rPr>
+      </w:pPr>
+      <w:r>
+        <w:rPr>
+          <w:rFonts w:ascii="Times New Roman" w:hAnsi="Times New Roman" w:cs="Times New Roman"/>
+          <w:sz w:val="22"/>
+          <w:lang w:val="es-419"/>
+        </w:rPr>
+        <w:t>El juego revisa constantemente si el helicóptero toca un obstáculo. Si choca, pierde una vida. Si pierde las 3 vidas, el helicóptero se destruye.</w:t>
       </w:r>
     </w:p>
     <w:p>
       <w:pPr>
         <w:pStyle w:val="Heading1"/>
-      </w:pPr>
-      <w:r>
-        <w:t>6. La memoria: prestar y devolver juguetes</w:t>
-      </w:r>
-    </w:p>
-    <w:p>
-      <w:pPr>
-        <w:rPr>
-          <w:rFonts w:ascii="Calibri" w:hAnsi="Calibri" w:cs="Calibri"/>
-          <w:sz w:val="22"/>
-        </w:rPr>
-      </w:pPr>
-      <w:r>
-        <w:rPr>
-          <w:rFonts w:ascii="Calibri" w:hAnsi="Calibri" w:cs="Calibri"/>
-          <w:sz w:val="22"/>
-        </w:rPr>
-        <w:t>Cuando el juego necesita un obstáculo nuevo, pide memoria con new (como pedir prestado un juguete). Cuando el obstáculo sale de la pantalla, devuelve la memoria con delete (como devolver el juguete). Si no devolvieras los juguetes, tu cuarto se llenaría y no cabrías: eso se llama fuga de memoria (memory leak).</w:t>
-      </w:r>
-    </w:p>
-    <w:p>
-      <w:pPr>
-        <w:rPr>
-          <w:rFonts w:ascii="Calibri" w:hAnsi="Calibri" w:cs="Calibri"/>
-          <w:sz w:val="22"/>
-        </w:rPr>
-      </w:pPr>
-      <w:r>
-        <w:rPr>
-          <w:rFonts w:ascii="Calibri" w:hAnsi="Calibri" w:cs="Calibri"/>
-          <w:sz w:val="22"/>
-        </w:rPr>
-        <w:t>El juego guarda los obstáculos en una lista especial llamada matriz dinámica de doble puntero, que puede crecer y encogerse según cuántos obstáculos haya, como una mochila que se estira y se encoge.</w:t>
+        <w:rPr>
+          <w:rFonts w:ascii="Times New Roman" w:hAnsi="Times New Roman" w:cs="Times New Roman"/>
+          <w:lang w:val="es-419"/>
+        </w:rPr>
+      </w:pPr>
+      <w:r>
+        <w:rPr>
+          <w:rFonts w:ascii="Times New Roman" w:hAnsi="Times New Roman" w:cs="Times New Roman"/>
+          <w:lang w:val="es-419"/>
+        </w:rPr>
+        <w:t xml:space="preserve">6. La memoria: </w:t>
+      </w:r>
+    </w:p>
+    <w:p>
+      <w:pPr>
+        <w:rPr>
+          <w:rFonts w:ascii="Times New Roman" w:hAnsi="Times New Roman" w:cs="Times New Roman"/>
+          <w:sz w:val="22"/>
+          <w:lang w:val="es-419"/>
+        </w:rPr>
+      </w:pPr>
+      <w:r>
+        <w:rPr>
+          <w:rFonts w:ascii="Times New Roman" w:hAnsi="Times New Roman" w:cs="Times New Roman"/>
+          <w:sz w:val="22"/>
+          <w:lang w:val="es-419"/>
+        </w:rPr>
+        <w:t>Cuando el juego necesita un obstáculo nuevo, pide memoria con new</w:t>
+      </w:r>
+      <w:r>
+        <w:rPr>
+          <w:rFonts w:ascii="Times New Roman" w:hAnsi="Times New Roman" w:cs="Times New Roman"/>
+          <w:sz w:val="22"/>
+          <w:lang w:val="es-419"/>
+        </w:rPr>
+        <w:t xml:space="preserve">. </w:t>
+      </w:r>
+      <w:r>
+        <w:rPr>
+          <w:rFonts w:ascii="Times New Roman" w:hAnsi="Times New Roman" w:cs="Times New Roman"/>
+          <w:sz w:val="22"/>
+          <w:lang w:val="es-419"/>
+        </w:rPr>
+        <w:t>Cuando el obstáculo sale de la pantalla, devuelve la memoria con delete</w:t>
+      </w:r>
+      <w:r>
+        <w:rPr>
+          <w:rFonts w:ascii="Times New Roman" w:hAnsi="Times New Roman" w:cs="Times New Roman"/>
+          <w:sz w:val="22"/>
+          <w:lang w:val="es-419"/>
+        </w:rPr>
+        <w:t xml:space="preserve">. </w:t>
+      </w:r>
+      <w:r>
+        <w:rPr>
+          <w:rFonts w:ascii="Times New Roman" w:hAnsi="Times New Roman" w:cs="Times New Roman"/>
+          <w:sz w:val="22"/>
+          <w:lang w:val="es-419"/>
+        </w:rPr>
+        <w:t xml:space="preserve">Si no </w:t>
+      </w:r>
+      <w:r>
+        <w:rPr>
+          <w:rFonts w:ascii="Times New Roman" w:hAnsi="Times New Roman" w:cs="Times New Roman"/>
+          <w:sz w:val="22"/>
+          <w:lang w:val="es-419"/>
+        </w:rPr>
+        <w:t>se devuelve</w:t>
+      </w:r>
+      <w:r>
+        <w:rPr>
+          <w:rFonts w:ascii="Times New Roman" w:hAnsi="Times New Roman" w:cs="Times New Roman"/>
+          <w:sz w:val="22"/>
+          <w:lang w:val="es-419"/>
+        </w:rPr>
+        <w:t xml:space="preserve"> l</w:t>
+      </w:r>
+      <w:r>
+        <w:rPr>
+          <w:rFonts w:ascii="Times New Roman" w:hAnsi="Times New Roman" w:cs="Times New Roman"/>
+          <w:sz w:val="22"/>
+          <w:lang w:val="es-419"/>
+        </w:rPr>
+        <w:t>a</w:t>
+      </w:r>
+      <w:r>
+        <w:rPr>
+          <w:rFonts w:ascii="Times New Roman" w:hAnsi="Times New Roman" w:cs="Times New Roman"/>
+          <w:sz w:val="22"/>
+          <w:lang w:val="es-419"/>
+        </w:rPr>
+        <w:t xml:space="preserve"> </w:t>
+      </w:r>
+      <w:r>
+        <w:rPr>
+          <w:rFonts w:ascii="Times New Roman" w:hAnsi="Times New Roman" w:cs="Times New Roman"/>
+          <w:sz w:val="22"/>
+          <w:lang w:val="es-419"/>
+        </w:rPr>
+        <w:t>memoria</w:t>
+      </w:r>
+      <w:r>
+        <w:rPr>
+          <w:rFonts w:ascii="Times New Roman" w:hAnsi="Times New Roman" w:cs="Times New Roman"/>
+          <w:sz w:val="22"/>
+          <w:lang w:val="es-419"/>
+        </w:rPr>
+        <w:t>, se llenaría: eso se llama fuga de memoria (memory leak).</w:t>
+      </w:r>
+    </w:p>
+    <w:p>
+      <w:pPr>
+        <w:rPr>
+          <w:rFonts w:ascii="Times New Roman" w:hAnsi="Times New Roman" w:cs="Times New Roman"/>
+          <w:sz w:val="22"/>
+          <w:lang w:val="es-419"/>
+        </w:rPr>
+      </w:pPr>
+      <w:r>
+        <w:rPr>
+          <w:rFonts w:ascii="Times New Roman" w:hAnsi="Times New Roman" w:cs="Times New Roman"/>
+          <w:sz w:val="22"/>
+          <w:lang w:val="es-419"/>
+        </w:rPr>
+        <w:t>El juego guarda los obstáculos en una lista especial llamada matriz dinámica de doble puntero, que puede crecer y encogerse según cuántos obstáculos haya.</w:t>
       </w:r>
     </w:p>
     <w:p>
       <w:pPr>
         <w:pStyle w:val="Heading1"/>
-      </w:pPr>
-      <w:r>
+        <w:rPr>
+          <w:rFonts w:ascii="Times New Roman" w:hAnsi="Times New Roman" w:cs="Times New Roman"/>
+          <w:lang w:val="es-419"/>
+        </w:rPr>
+      </w:pPr>
+      <w:r>
+        <w:rPr>
+          <w:rFonts w:ascii="Times New Roman" w:hAnsi="Times New Roman" w:cs="Times New Roman"/>
+          <w:lang w:val="es-419"/>
+        </w:rPr>
+        <w:lastRenderedPageBreak/>
         <w:t>7. El teclado: el control del videojuego</w:t>
       </w:r>
     </w:p>
     <w:p>
       <w:pPr>
         <w:rPr>
-          <w:rFonts w:ascii="Calibri" w:hAnsi="Calibri" w:cs="Calibri"/>
-          <w:sz w:val="22"/>
-        </w:rPr>
-      </w:pPr>
-      <w:r>
-        <w:rPr>
-          <w:rFonts w:ascii="Calibri" w:hAnsi="Calibri" w:cs="Calibri"/>
-          <w:sz w:val="22"/>
+          <w:rFonts w:ascii="Times New Roman" w:hAnsi="Times New Roman" w:cs="Times New Roman"/>
+          <w:sz w:val="22"/>
+          <w:lang w:val="es-419"/>
+        </w:rPr>
+      </w:pPr>
+      <w:r>
+        <w:rPr>
+          <w:rFonts w:ascii="Times New Roman" w:hAnsi="Times New Roman" w:cs="Times New Roman"/>
+          <w:sz w:val="22"/>
+          <w:lang w:val="es-419"/>
         </w:rPr>
         <w:t>El helicóptero escucha el teclado todo el tiempo. Cuando presionas una tecla, se activa una bandera (como prender un interruptor). Cuando la sueltas, se apaga. Cada 16 milisegundos el juego revisa los interruptores y mueve el helicóptero según cuáles estén prendidos.</w:t>
       </w:r>
@@ -844,37 +1351,75 @@
     <w:p>
       <w:pPr>
         <w:pStyle w:val="Heading1"/>
-      </w:pPr>
-      <w:r>
+        <w:rPr>
+          <w:rFonts w:ascii="Times New Roman" w:hAnsi="Times New Roman" w:cs="Times New Roman"/>
+          <w:lang w:val="es-419"/>
+        </w:rPr>
+      </w:pPr>
+      <w:r>
+        <w:rPr>
+          <w:rFonts w:ascii="Times New Roman" w:hAnsi="Times New Roman" w:cs="Times New Roman"/>
+          <w:lang w:val="es-419"/>
+        </w:rPr>
         <w:t>8. Los materiales: la caja de herramientas</w:t>
       </w:r>
     </w:p>
     <w:p>
       <w:pPr>
         <w:rPr>
-          <w:rFonts w:ascii="Calibri" w:hAnsi="Calibri" w:cs="Calibri"/>
-          <w:sz w:val="22"/>
-        </w:rPr>
-      </w:pPr>
-      <w:r>
-        <w:rPr>
-          <w:rFonts w:ascii="Calibri" w:hAnsi="Calibri" w:cs="Calibri"/>
-          <w:sz w:val="22"/>
-        </w:rPr>
-        <w:t>Las imágenes y sonidos están guardados en el archivo .qrc, como una caja de herramientas. El juego los saca de ahí cuando los necesita:</w:t>
-      </w:r>
-    </w:p>
-    <w:p>
-      <w:pPr>
-        <w:rPr>
-          <w:rFonts w:ascii="Calibri" w:hAnsi="Calibri" w:cs="Calibri"/>
-          <w:sz w:val="22"/>
-        </w:rPr>
-      </w:pPr>
-      <w:r>
-        <w:rPr>
-          <w:rFonts w:ascii="Calibri" w:hAnsi="Calibri" w:cs="Calibri"/>
-          <w:sz w:val="22"/>
+          <w:rFonts w:ascii="Times New Roman" w:hAnsi="Times New Roman" w:cs="Times New Roman"/>
+          <w:sz w:val="22"/>
+          <w:lang w:val="es-419"/>
+        </w:rPr>
+      </w:pPr>
+      <w:r>
+        <w:rPr>
+          <w:rFonts w:ascii="Times New Roman" w:hAnsi="Times New Roman" w:cs="Times New Roman"/>
+          <w:sz w:val="22"/>
+          <w:lang w:val="es-419"/>
+        </w:rPr>
+        <w:t xml:space="preserve">Las imágenes y sonidos están guardados en el </w:t>
+      </w:r>
+      <w:r>
+        <w:rPr>
+          <w:rFonts w:ascii="Times New Roman" w:hAnsi="Times New Roman" w:cs="Times New Roman"/>
+          <w:sz w:val="22"/>
+          <w:lang w:val="es-419"/>
+        </w:rPr>
+        <w:t xml:space="preserve">archivo. </w:t>
+      </w:r>
+      <w:proofErr w:type="spellStart"/>
+      <w:r>
+        <w:rPr>
+          <w:rFonts w:ascii="Times New Roman" w:hAnsi="Times New Roman" w:cs="Times New Roman"/>
+          <w:sz w:val="22"/>
+          <w:lang w:val="es-419"/>
+        </w:rPr>
+        <w:t>qrc</w:t>
+      </w:r>
+      <w:proofErr w:type="spellEnd"/>
+      <w:r>
+        <w:rPr>
+          <w:rFonts w:ascii="Times New Roman" w:hAnsi="Times New Roman" w:cs="Times New Roman"/>
+          <w:sz w:val="22"/>
+          <w:lang w:val="es-419"/>
+        </w:rPr>
+        <w:t>, como una caja de herramientas. El juego los saca de ahí cuando los necesita:</w:t>
+      </w:r>
+    </w:p>
+    <w:p>
+      <w:pPr>
+        <w:rPr>
+          <w:rFonts w:ascii="Times New Roman" w:hAnsi="Times New Roman" w:cs="Times New Roman"/>
+          <w:sz w:val="22"/>
+          <w:lang w:val="es-419"/>
+        </w:rPr>
+      </w:pPr>
+      <w:r>
+        <w:rPr>
+          <w:rFonts w:ascii="Times New Roman" w:hAnsi="Times New Roman" w:cs="Times New Roman"/>
+          <w:sz w:val="22"/>
+          <w:lang w:val="es-419"/>
         </w:rPr>
         <w:t>- fondo_ciudad_cyberpunk_800x600.png: el fondo de la ciudad.</w:t>
       </w:r>
@@ -882,14 +1427,16 @@
     <w:p>
       <w:pPr>
         <w:rPr>
-          <w:rFonts w:ascii="Calibri" w:hAnsi="Calibri" w:cs="Calibri"/>
-          <w:sz w:val="22"/>
-        </w:rPr>
-      </w:pPr>
-      <w:r>
-        <w:rPr>
-          <w:rFonts w:ascii="Calibri" w:hAnsi="Calibri" w:cs="Calibri"/>
-          <w:sz w:val="22"/>
+          <w:rFonts w:ascii="Times New Roman" w:hAnsi="Times New Roman" w:cs="Times New Roman"/>
+          <w:sz w:val="22"/>
+          <w:lang w:val="es-419"/>
+        </w:rPr>
+      </w:pPr>
+      <w:r>
+        <w:rPr>
+          <w:rFonts w:ascii="Times New Roman" w:hAnsi="Times New Roman" w:cs="Times New Roman"/>
+          <w:sz w:val="22"/>
+          <w:lang w:val="es-419"/>
         </w:rPr>
         <w:t>- helicoptero_frame1.png a helicoptero_frame4.png: la animación de la hélice.</w:t>
       </w:r>
@@ -897,14 +1444,16 @@
     <w:p>
       <w:pPr>
         <w:rPr>
-          <w:rFonts w:ascii="Calibri" w:hAnsi="Calibri" w:cs="Calibri"/>
-          <w:sz w:val="22"/>
-        </w:rPr>
-      </w:pPr>
-      <w:r>
-        <w:rPr>
-          <w:rFonts w:ascii="Calibri" w:hAnsi="Calibri" w:cs="Calibri"/>
-          <w:sz w:val="22"/>
+          <w:rFonts w:ascii="Times New Roman" w:hAnsi="Times New Roman" w:cs="Times New Roman"/>
+          <w:sz w:val="22"/>
+          <w:lang w:val="es-419"/>
+        </w:rPr>
+      </w:pPr>
+      <w:r>
+        <w:rPr>
+          <w:rFonts w:ascii="Times New Roman" w:hAnsi="Times New Roman" w:cs="Times New Roman"/>
+          <w:sz w:val="22"/>
+          <w:lang w:val="es-419"/>
         </w:rPr>
         <w:t>- torre_industrial_obstaculo_40x140.png: la torre.</w:t>
       </w:r>
@@ -912,14 +1461,16 @@
     <w:p>
       <w:pPr>
         <w:rPr>
-          <w:rFonts w:ascii="Calibri" w:hAnsi="Calibri" w:cs="Calibri"/>
-          <w:sz w:val="22"/>
-        </w:rPr>
-      </w:pPr>
-      <w:r>
-        <w:rPr>
-          <w:rFonts w:ascii="Calibri" w:hAnsi="Calibri" w:cs="Calibri"/>
-          <w:sz w:val="22"/>
+          <w:rFonts w:ascii="Times New Roman" w:hAnsi="Times New Roman" w:cs="Times New Roman"/>
+          <w:sz w:val="22"/>
+          <w:lang w:val="es-419"/>
+        </w:rPr>
+      </w:pPr>
+      <w:r>
+        <w:rPr>
+          <w:rFonts w:ascii="Times New Roman" w:hAnsi="Times New Roman" w:cs="Times New Roman"/>
+          <w:sz w:val="22"/>
+          <w:lang w:val="es-419"/>
         </w:rPr>
         <w:t>- cajon_barrera_obstaculo_32x32.png: el cajón.</w:t>
       </w:r>
@@ -927,14 +1478,16 @@
     <w:p>
       <w:pPr>
         <w:rPr>
-          <w:rFonts w:ascii="Calibri" w:hAnsi="Calibri" w:cs="Calibri"/>
-          <w:sz w:val="22"/>
-        </w:rPr>
-      </w:pPr>
-      <w:r>
-        <w:rPr>
-          <w:rFonts w:ascii="Calibri" w:hAnsi="Calibri" w:cs="Calibri"/>
-          <w:sz w:val="22"/>
+          <w:rFonts w:ascii="Times New Roman" w:hAnsi="Times New Roman" w:cs="Times New Roman"/>
+          <w:sz w:val="22"/>
+          <w:lang w:val="es-419"/>
+        </w:rPr>
+      </w:pPr>
+      <w:r>
+        <w:rPr>
+          <w:rFonts w:ascii="Times New Roman" w:hAnsi="Times New Roman" w:cs="Times New Roman"/>
+          <w:sz w:val="22"/>
+          <w:lang w:val="es-419"/>
         </w:rPr>
         <w:t>- tuberias_techo_obstaculo_160x64.png: las tuberías del techo.</w:t>
       </w:r>
@@ -942,14 +1495,16 @@
     <w:p>
       <w:pPr>
         <w:rPr>
-          <w:rFonts w:ascii="Calibri" w:hAnsi="Calibri" w:cs="Calibri"/>
-          <w:sz w:val="22"/>
-        </w:rPr>
-      </w:pPr>
-      <w:r>
-        <w:rPr>
-          <w:rFonts w:ascii="Calibri" w:hAnsi="Calibri" w:cs="Calibri"/>
-          <w:sz w:val="22"/>
+          <w:rFonts w:ascii="Times New Roman" w:hAnsi="Times New Roman" w:cs="Times New Roman"/>
+          <w:sz w:val="22"/>
+          <w:lang w:val="es-419"/>
+        </w:rPr>
+      </w:pPr>
+      <w:r>
+        <w:rPr>
+          <w:rFonts w:ascii="Times New Roman" w:hAnsi="Times New Roman" w:cs="Times New Roman"/>
+          <w:sz w:val="22"/>
+          <w:lang w:val="es-419"/>
         </w:rPr>
         <w:t>- HelicopteroSound.mp3: el sonido del helicóptero.</w:t>
       </w:r>
@@ -957,14 +1512,16 @@
     <w:p>
       <w:pPr>
         <w:rPr>
-          <w:rFonts w:ascii="Calibri" w:hAnsi="Calibri" w:cs="Calibri"/>
-          <w:sz w:val="22"/>
-        </w:rPr>
-      </w:pPr>
-      <w:r>
-        <w:rPr>
-          <w:rFonts w:ascii="Calibri" w:hAnsi="Calibri" w:cs="Calibri"/>
-          <w:sz w:val="22"/>
+          <w:rFonts w:ascii="Times New Roman" w:hAnsi="Times New Roman" w:cs="Times New Roman"/>
+          <w:sz w:val="22"/>
+          <w:lang w:val="es-419"/>
+        </w:rPr>
+      </w:pPr>
+      <w:r>
+        <w:rPr>
+          <w:rFonts w:ascii="Times New Roman" w:hAnsi="Times New Roman" w:cs="Times New Roman"/>
+          <w:sz w:val="22"/>
+          <w:lang w:val="es-419"/>
         </w:rPr>
         <w:t>- CrashSound.mp3: el sonido del choque.</w:t>
       </w:r>
@@ -972,8 +1529,9 @@
     <w:p>
       <w:pPr>
         <w:rPr>
-          <w:rFonts w:ascii="Calibri" w:hAnsi="Calibri" w:cs="Calibri"/>
-          <w:sz w:val="22"/>
+          <w:rFonts w:ascii="Times New Roman" w:hAnsi="Times New Roman" w:cs="Times New Roman"/>
+          <w:sz w:val="22"/>
+          <w:lang w:val="es-419"/>
         </w:rPr>
       </w:pPr>
     </w:p>
